--- a/deliverables/final_report/오이소창원_개발완료보고서_20261005.docx
+++ b/deliverables/final_report/오이소창원_개발완료보고서_20261005.docx
@@ -429,7 +429,7 @@
                 <w:sz w:val="17"/>
                 <w:szCs w:val="17"/>
               </w:rPr>
-              <w:t xml:space="preserve">오이소창원 — 조준수(팀장, A: 전체 검수·UX/UI 개선·시연동영상 편집) · 이혜경(B: 기획·데이터·일정 알림 기능 개발·문서) · 이미영(C: 화면 점검·개선 리포트·실사용자 섭외·발표자료)</w:t>
+              <w:t xml:space="preserve">오이소창원 — 조준수(팀장, A: 전체 검수·UX/UI 개선·시연동영상·발표자료 제작) · 이혜경(B: 기획·데이터·일정 알림 기능 개발·문서) · 이미영(C: 화면 점검·개선 리포트·실사용자 섭외)</w:t>
             </w:r>
           </w:p>
         </w:tc>
@@ -497,7 +497,7 @@
               </w:rPr>
               <w:t xml:space="preserve">배포 앱 </w:t>
             </w:r>
-            <w:hyperlink w:history="1" r:id="rIdxnqv6qefmsqrrl_t-rol2">
+            <w:hyperlink w:history="1" r:id="rIdzqysk2efgmxqihlyoliwr">
               <w:r>
                 <w:rPr>
                   <w:rStyle w:val="Hyperlink"/>
@@ -516,7 +516,7 @@
               </w:rPr>
               <w:t xml:space="preserve"> · 저장소 </w:t>
             </w:r>
-            <w:hyperlink w:history="1" r:id="rIdids0i6maf4sdw_zihdtj5">
+            <w:hyperlink w:history="1" r:id="rIdglcjb2i7qhqpusyjdam5-">
               <w:r>
                 <w:rPr>
                   <w:rStyle w:val="Hyperlink"/>

--- a/deliverables/final_report/오이소창원_개발완료보고서_20261005.docx
+++ b/deliverables/final_report/오이소창원_개발완료보고서_20261005.docx
@@ -429,7 +429,7 @@
                 <w:sz w:val="17"/>
                 <w:szCs w:val="17"/>
               </w:rPr>
-              <w:t xml:space="preserve">오이소창원 — 조준수(팀장, A: 전체 검수·UX/UI 개선·시연동영상·발표자료 제작) · 이혜경(B: 기획·데이터·일정 알림 기능 개발·문서) · 이미영(C: 화면 점검·개선 리포트·실사용자 섭외)</w:t>
+              <w:t xml:space="preserve">오이소창원 — 조준수(팀장, A: 전체 검수·UX/UI 개선·시연동영상·발표자료 최종 편집) · 이혜경(B: 기획·데이터·일정 알림 기능 개발·문서) · 이미영(C: 화면 점검·개선 리포트·실사용자 섭외·시연동영상 녹화·발표자료 제작)</w:t>
             </w:r>
           </w:p>
         </w:tc>
@@ -497,7 +497,7 @@
               </w:rPr>
               <w:t xml:space="preserve">배포 앱 </w:t>
             </w:r>
-            <w:hyperlink w:history="1" r:id="rIdzqysk2efgmxqihlyoliwr">
+            <w:hyperlink w:history="1" r:id="rId4rfei-kzbmuu_ka2wgosu">
               <w:r>
                 <w:rPr>
                   <w:rStyle w:val="Hyperlink"/>
@@ -516,7 +516,7 @@
               </w:rPr>
               <w:t xml:space="preserve"> · 저장소 </w:t>
             </w:r>
-            <w:hyperlink w:history="1" r:id="rIdglcjb2i7qhqpusyjdam5-">
+            <w:hyperlink w:history="1" r:id="rIdh9q9qioc-bqiynrte86ud">
               <w:r>
                 <w:rPr>
                   <w:rStyle w:val="Hyperlink"/>
@@ -2582,7 +2582,7 @@
                 <w:sz w:val="17"/>
                 <w:szCs w:val="17"/>
               </w:rPr>
-              <w:t xml:space="preserve">주로 Claude Opus 5.5(추론 수준 중간)와 GPT — 코드 작성·수정, 자동 테스트, 문서 작성 보조. 10/5 UX/UI 개선은 ChatGPT(GPT-5.6 Sol)·OpenAI Codex(기능 변경 없음). 기획·데이터 검증·결정·검수는 팀(「출처·AI 활용 신고서」에 기재)</w:t>
+              <w:t xml:space="preserve">주로 Claude Opus 5.5(추론 수준 중간)와 GPT — 코드 작성·수정, 자동 테스트, 문서 작성 보조. 10/5 UX/UI 개선은 ChatGPT(GPT-5.6 Sol)·OpenAI Codex(기능 변경 없음), 팀 자체 점검 테스트에 ChatGPT(GPT 솔라이트 6.1). 기획·데이터 검증·결정·검수는 팀(「출처·AI 활용 신고서」에 기재)</w:t>
             </w:r>
           </w:p>
         </w:tc>

--- a/deliverables/final_report/오이소창원_개발완료보고서_20261005.docx
+++ b/deliverables/final_report/오이소창원_개발완료보고서_20261005.docx
@@ -497,7 +497,7 @@
               </w:rPr>
               <w:t xml:space="preserve">배포 앱 </w:t>
             </w:r>
-            <w:hyperlink w:history="1" r:id="rId4rfei-kzbmuu_ka2wgosu">
+            <w:hyperlink w:history="1" r:id="rIddjskpce_nhtticyya1ffk">
               <w:r>
                 <w:rPr>
                   <w:rStyle w:val="Hyperlink"/>
@@ -516,7 +516,7 @@
               </w:rPr>
               <w:t xml:space="preserve"> · 저장소 </w:t>
             </w:r>
-            <w:hyperlink w:history="1" r:id="rIdh9q9qioc-bqiynrte86ud">
+            <w:hyperlink w:history="1" r:id="rIdnpzzzgjpdy-cuursljr5n">
               <w:r>
                 <w:rPr>
                   <w:rStyle w:val="Hyperlink"/>
@@ -1368,7 +1368,7 @@
                 <w:sz w:val="17"/>
                 <w:szCs w:val="17"/>
               </w:rPr>
-              <w:t xml:space="preserve">지역말은 핵심 30개 → 확장 사전 2,223개 순서로 조회. 통합 질문은 안전 확인 → 도구 선택·호출 → 답변 검증</w:t>
+              <w:t xml:space="preserve">지역말은 핵심 30개 → 확장 사전 2,151개 순서로 조회. 통합 질문은 안전 확인 → 도구 선택·호출 → 답변 검증</w:t>
             </w:r>
           </w:p>
         </w:tc>
@@ -2714,7 +2714,7 @@
                 <w:sz w:val="17"/>
                 <w:szCs w:val="17"/>
               </w:rPr>
-              <w:t xml:space="preserve">정책 24건(공식 링크·확인일), 정착 할 일 26개·공식 링크 18개, 생활 정보 60곳(차량 권장 8), 지역말 핵심 30 + 확장 2,223(국립국어원 우리말샘 등 공식 출처), 불편 접수 창구 6단계</w:t>
+              <w:t xml:space="preserve">정책 24건(공식 링크·확인일), 정착 할 일 26개·공식 링크 18개, 생활 정보 60곳(차량 권장 8), 지역말 핵심 30 + 확장 2,151(국립국어원 우리말샘 등 공식 출처), 불편 접수 창구 6단계</w:t>
             </w:r>
           </w:p>
         </w:tc>
@@ -4212,8 +4212,8 @@
       </w:tblPr>
       <w:tblGrid>
         <w:gridCol w:w="860"/>
-        <w:gridCol w:w="3681"/>
-        <w:gridCol w:w="4403"/>
+        <w:gridCol w:w="3670"/>
+        <w:gridCol w:w="4414"/>
         <w:gridCol w:w="1260"/>
       </w:tblGrid>
       <w:tr>
@@ -4257,7 +4257,7 @@
         </w:tc>
         <w:tc>
           <w:tcPr>
-            <w:tcW w:type="dxa" w:w="3681"/>
+            <w:tcW w:type="dxa" w:w="3670"/>
             <w:tcBorders>
               <w:top w:val="single" w:color="C9D3DF" w:sz="4"/>
               <w:left w:val="single" w:color="C9D3DF" w:sz="4"/>
@@ -4291,7 +4291,7 @@
         </w:tc>
         <w:tc>
           <w:tcPr>
-            <w:tcW w:type="dxa" w:w="4403"/>
+            <w:tcW w:type="dxa" w:w="4414"/>
             <w:tcBorders>
               <w:top w:val="single" w:color="C9D3DF" w:sz="4"/>
               <w:left w:val="single" w:color="C9D3DF" w:sz="4"/>
@@ -4395,7 +4395,7 @@
         </w:tc>
         <w:tc>
           <w:tcPr>
-            <w:tcW w:type="dxa" w:w="3681"/>
+            <w:tcW w:type="dxa" w:w="3670"/>
             <w:tcBorders>
               <w:top w:val="single" w:color="C9D3DF" w:sz="4"/>
               <w:left w:val="single" w:color="C9D3DF" w:sz="4"/>
@@ -4425,7 +4425,7 @@
         </w:tc>
         <w:tc>
           <w:tcPr>
-            <w:tcW w:type="dxa" w:w="4403"/>
+            <w:tcW w:type="dxa" w:w="4414"/>
             <w:tcBorders>
               <w:top w:val="single" w:color="C9D3DF" w:sz="4"/>
               <w:left w:val="single" w:color="C9D3DF" w:sz="4"/>
@@ -4521,7 +4521,7 @@
         </w:tc>
         <w:tc>
           <w:tcPr>
-            <w:tcW w:type="dxa" w:w="3681"/>
+            <w:tcW w:type="dxa" w:w="3670"/>
             <w:tcBorders>
               <w:top w:val="single" w:color="C9D3DF" w:sz="4"/>
               <w:left w:val="single" w:color="C9D3DF" w:sz="4"/>
@@ -4551,7 +4551,7 @@
         </w:tc>
         <w:tc>
           <w:tcPr>
-            <w:tcW w:type="dxa" w:w="4403"/>
+            <w:tcW w:type="dxa" w:w="4414"/>
             <w:tcBorders>
               <w:top w:val="single" w:color="C9D3DF" w:sz="4"/>
               <w:left w:val="single" w:color="C9D3DF" w:sz="4"/>
@@ -4647,7 +4647,7 @@
         </w:tc>
         <w:tc>
           <w:tcPr>
-            <w:tcW w:type="dxa" w:w="3681"/>
+            <w:tcW w:type="dxa" w:w="3670"/>
             <w:tcBorders>
               <w:top w:val="single" w:color="C9D3DF" w:sz="4"/>
               <w:left w:val="single" w:color="C9D3DF" w:sz="4"/>
@@ -4677,7 +4677,7 @@
         </w:tc>
         <w:tc>
           <w:tcPr>
-            <w:tcW w:type="dxa" w:w="4403"/>
+            <w:tcW w:type="dxa" w:w="4414"/>
             <w:tcBorders>
               <w:top w:val="single" w:color="C9D3DF" w:sz="4"/>
               <w:left w:val="single" w:color="C9D3DF" w:sz="4"/>
@@ -4773,7 +4773,7 @@
         </w:tc>
         <w:tc>
           <w:tcPr>
-            <w:tcW w:type="dxa" w:w="3681"/>
+            <w:tcW w:type="dxa" w:w="3670"/>
             <w:tcBorders>
               <w:top w:val="single" w:color="C9D3DF" w:sz="4"/>
               <w:left w:val="single" w:color="C9D3DF" w:sz="4"/>
@@ -4803,7 +4803,7 @@
         </w:tc>
         <w:tc>
           <w:tcPr>
-            <w:tcW w:type="dxa" w:w="4403"/>
+            <w:tcW w:type="dxa" w:w="4414"/>
             <w:tcBorders>
               <w:top w:val="single" w:color="C9D3DF" w:sz="4"/>
               <w:left w:val="single" w:color="C9D3DF" w:sz="4"/>
@@ -4899,7 +4899,7 @@
         </w:tc>
         <w:tc>
           <w:tcPr>
-            <w:tcW w:type="dxa" w:w="3681"/>
+            <w:tcW w:type="dxa" w:w="3670"/>
             <w:tcBorders>
               <w:top w:val="single" w:color="C9D3DF" w:sz="4"/>
               <w:left w:val="single" w:color="C9D3DF" w:sz="4"/>
@@ -4929,31 +4929,31 @@
         </w:tc>
         <w:tc>
           <w:tcPr>
-            <w:tcW w:type="dxa" w:w="4403"/>
-            <w:tcBorders>
-              <w:top w:val="single" w:color="C9D3DF" w:sz="4"/>
-              <w:left w:val="single" w:color="C9D3DF" w:sz="4"/>
-              <w:bottom w:val="single" w:color="C9D3DF" w:sz="4"/>
-              <w:right w:val="single" w:color="C9D3DF" w:sz="4"/>
-            </w:tcBorders>
-            <w:tcMar>
-              <w:top w:type="dxa" w:w="50"/>
-              <w:left w:type="dxa" w:w="80"/>
-              <w:bottom w:type="dxa" w:w="50"/>
-              <w:right w:type="dxa" w:w="80"/>
-            </w:tcMar>
-          </w:tcPr>
-          <w:p>
-            <w:pPr>
-              <w:jc w:val="left"/>
-            </w:pPr>
-            <w:r>
-              <w:rPr>
-                <w:rFonts w:ascii="Malgun Gothic" w:cs="Malgun Gothic" w:eastAsia="Malgun Gothic" w:hAnsi="Malgun Gothic"/>
-                <w:sz w:val="17"/>
-                <w:szCs w:val="17"/>
-              </w:rPr>
-              <w:t xml:space="preserve">문헌 기준 뜻 / ‘부추’ / “별도 확인 필요” + 우리말샘 링크</w:t>
+            <w:tcW w:type="dxa" w:w="4414"/>
+            <w:tcBorders>
+              <w:top w:val="single" w:color="C9D3DF" w:sz="4"/>
+              <w:left w:val="single" w:color="C9D3DF" w:sz="4"/>
+              <w:bottom w:val="single" w:color="C9D3DF" w:sz="4"/>
+              <w:right w:val="single" w:color="C9D3DF" w:sz="4"/>
+            </w:tcBorders>
+            <w:tcMar>
+              <w:top w:type="dxa" w:w="50"/>
+              <w:left w:type="dxa" w:w="80"/>
+              <w:bottom w:type="dxa" w:w="50"/>
+              <w:right w:type="dxa" w:w="80"/>
+            </w:tcMar>
+          </w:tcPr>
+          <w:p>
+            <w:pPr>
+              <w:jc w:val="left"/>
+            </w:pPr>
+            <w:r>
+              <w:rPr>
+                <w:rFonts w:ascii="Malgun Gothic" w:cs="Malgun Gothic" w:eastAsia="Malgun Gothic" w:hAnsi="Malgun Gothic"/>
+                <w:sz w:val="17"/>
+                <w:szCs w:val="17"/>
+              </w:rPr>
+              <w:t xml:space="preserve">문헌 기준 뜻 / ‘부추’ / “별도 확인 필요” (뜻을 짐작하지 않음)</w:t>
             </w:r>
           </w:p>
         </w:tc>
@@ -5025,7 +5025,7 @@
         </w:tc>
         <w:tc>
           <w:tcPr>
-            <w:tcW w:type="dxa" w:w="3681"/>
+            <w:tcW w:type="dxa" w:w="3670"/>
             <w:tcBorders>
               <w:top w:val="single" w:color="C9D3DF" w:sz="4"/>
               <w:left w:val="single" w:color="C9D3DF" w:sz="4"/>
@@ -5055,7 +5055,7 @@
         </w:tc>
         <w:tc>
           <w:tcPr>
-            <w:tcW w:type="dxa" w:w="4403"/>
+            <w:tcW w:type="dxa" w:w="4414"/>
             <w:tcBorders>
               <w:top w:val="single" w:color="C9D3DF" w:sz="4"/>
               <w:left w:val="single" w:color="C9D3DF" w:sz="4"/>
@@ -5707,7 +5707,7 @@
                 <w:sz w:val="17"/>
                 <w:szCs w:val="17"/>
               </w:rPr>
-              <w:t xml:space="preserve">정책 24건 4단계 판정, 정착 할 일 26개, 생활 정보 60곳, 지역말 2,253개, 접수 창구 6단계, 자동 테스트 127개 통과, 대표 TC 6건 × PC·모바일 12회 통과, 팀 자체 테스트 38번·지적 88건 중 88건 반영, 실사용자 4명 문항 평균 4.56/5 · 만족도 4.75/5 · 추천 4/4</w:t>
+              <w:t xml:space="preserve">정책 24건 4단계 판정, 정착 할 일 26개, 생활 정보 60곳, 지역말 2,181개, 접수 창구 6단계, 자동 테스트 127개 통과, 대표 TC 6건 × PC·모바일 12회 통과, 팀 자체 테스트 38번·지적 88건 중 88건 반영, 실사용자 4명 문항 평균 4.56/5 · 만족도 4.75/5 · 추천 4/4</w:t>
             </w:r>
           </w:p>
         </w:tc>

--- a/deliverables/final_report/오이소창원_개발완료보고서_20261005.docx
+++ b/deliverables/final_report/오이소창원_개발완료보고서_20261005.docx
@@ -497,7 +497,7 @@
               </w:rPr>
               <w:t xml:space="preserve">배포 앱 </w:t>
             </w:r>
-            <w:hyperlink w:history="1" r:id="rIddjskpce_nhtticyya1ffk">
+            <w:hyperlink w:history="1" r:id="rId1mmtlks5eprbm1c2jn9hz">
               <w:r>
                 <w:rPr>
                   <w:rStyle w:val="Hyperlink"/>
@@ -516,7 +516,7 @@
               </w:rPr>
               <w:t xml:space="preserve"> · 저장소 </w:t>
             </w:r>
-            <w:hyperlink w:history="1" r:id="rIdnpzzzgjpdy-cuursljr5n">
+            <w:hyperlink w:history="1" r:id="rId929k07tgk6xyiqfu6r16g">
               <w:r>
                 <w:rPr>
                   <w:rStyle w:val="Hyperlink"/>
@@ -1368,7 +1368,7 @@
                 <w:sz w:val="17"/>
                 <w:szCs w:val="17"/>
               </w:rPr>
-              <w:t xml:space="preserve">지역말은 핵심 30개 → 확장 사전 2,151개 순서로 조회. 통합 질문은 안전 확인 → 도구 선택·호출 → 답변 검증</w:t>
+              <w:t xml:space="preserve">지역말은 핵심 30개 → 확장 사전 2,223개 순서로 조회. 통합 질문은 안전 확인 → 도구 선택·호출 → 답변 검증</w:t>
             </w:r>
           </w:p>
         </w:tc>
@@ -2714,7 +2714,7 @@
                 <w:sz w:val="17"/>
                 <w:szCs w:val="17"/>
               </w:rPr>
-              <w:t xml:space="preserve">정책 24건(공식 링크·확인일), 정착 할 일 26개·공식 링크 18개, 생활 정보 60곳(차량 권장 8), 지역말 핵심 30 + 확장 2,151(국립국어원 우리말샘 등 공식 출처), 불편 접수 창구 6단계</w:t>
+              <w:t xml:space="preserve">정책 24건(공식 링크·확인일), 정착 할 일 26개·공식 링크 18개, 생활 정보 60곳(차량 권장 8), 지역말 핵심 30 + 확장 2,223(국립국어원 우리말샘 등 공식 출처), 불편 접수 창구 6단계</w:t>
             </w:r>
           </w:p>
         </w:tc>
@@ -5707,7 +5707,7 @@
                 <w:sz w:val="17"/>
                 <w:szCs w:val="17"/>
               </w:rPr>
-              <w:t xml:space="preserve">정책 24건 4단계 판정, 정착 할 일 26개, 생활 정보 60곳, 지역말 2,181개, 접수 창구 6단계, 자동 테스트 127개 통과, 대표 TC 6건 × PC·모바일 12회 통과, 팀 자체 테스트 38번·지적 88건 중 88건 반영, 실사용자 4명 문항 평균 4.56/5 · 만족도 4.75/5 · 추천 4/4</w:t>
+              <w:t xml:space="preserve">정책 24건 4단계 판정, 정착 할 일 26개, 생활 정보 60곳, 지역말 2,253개, 접수 창구 6단계, 자동 테스트 127개 통과, 대표 TC 6건 × PC·모바일 12회 통과, 팀 자체 테스트 38번·지적 88건 중 88건 반영, 실사용자 4명 문항 평균 4.56/5 · 만족도 4.75/5 · 추천 4/4</w:t>
             </w:r>
           </w:p>
         </w:tc>

--- a/deliverables/final_report/오이소창원_개발완료보고서_20261005.docx
+++ b/deliverables/final_report/오이소창원_개발완료보고서_20261005.docx
@@ -429,7 +429,7 @@
                 <w:sz w:val="17"/>
                 <w:szCs w:val="17"/>
               </w:rPr>
-              <w:t xml:space="preserve">오이소창원 — 조준수(팀장, A: 전체 검수·UX/UI 개선·시연동영상·발표자료 최종 편집) · 이혜경(B: 기획·데이터·일정 알림 기능 개발·문서) · 이미영(C: 화면 점검·개선 리포트·실사용자 섭외·시연동영상 녹화·발표자료 제작)</w:t>
+              <w:t xml:space="preserve">오이소창원 — 조준수(팀장, A: 전체 검수·UX/UI 개선·시연동영상·발표자료 최종 편집) · 이혜경(B: 기획·데이터 검증·기능 개발 및 테스트·문서·브랜드 로고/QR 제작·온라인 응답 설문 제작) · 이미영(C: 화면 점검·개선 리포트·실사용자 섭외·시연동영상 녹화·발표자료 제작)</w:t>
             </w:r>
           </w:p>
         </w:tc>
@@ -497,7 +497,7 @@
               </w:rPr>
               <w:t xml:space="preserve">배포 앱 </w:t>
             </w:r>
-            <w:hyperlink w:history="1" r:id="rId1mmtlks5eprbm1c2jn9hz">
+            <w:hyperlink w:history="1" r:id="rId-dieqqbgj8nczq6q2r__o">
               <w:r>
                 <w:rPr>
                   <w:rStyle w:val="Hyperlink"/>
@@ -516,7 +516,7 @@
               </w:rPr>
               <w:t xml:space="preserve"> · 저장소 </w:t>
             </w:r>
-            <w:hyperlink w:history="1" r:id="rId929k07tgk6xyiqfu6r16g">
+            <w:hyperlink w:history="1" r:id="rIdsstbxtq0ufd96bvwlhelj">
               <w:r>
                 <w:rPr>
                   <w:rStyle w:val="Hyperlink"/>
@@ -2582,7 +2582,7 @@
                 <w:sz w:val="17"/>
                 <w:szCs w:val="17"/>
               </w:rPr>
-              <w:t xml:space="preserve">주로 Claude Opus 5.5(추론 수준 중간)와 GPT — 코드 작성·수정, 자동 테스트, 문서 작성 보조. 10/5 UX/UI 개선은 ChatGPT(GPT-5.6 Sol)·OpenAI Codex(기능 변경 없음), 팀 자체 점검 테스트에 ChatGPT(GPT 솔라이트 6.1). 기획·데이터 검증·결정·검수는 팀(「출처·AI 활용 신고서」에 기재)</w:t>
+              <w:t xml:space="preserve">주로 Claude Opus 5.5(추론 수준 중간)와 GPT — 코드 작성·수정, 자동 테스트, 문서 작성 보조. 10/5 UX/UI 개선은 ChatGPT(GPT-5.6 Sol)·ChatGPT 아스트라(Codex)(기능 변경 없음), 팀 자체 점검 테스트에 ChatGPT(GPT 솔라이트 6.1). 기획·데이터 검증·결정·검수는 팀(「출처·AI 활용 신고서」에 기재)</w:t>
             </w:r>
           </w:p>
         </w:tc>

--- a/deliverables/final_report/오이소창원_개발완료보고서_20261005.docx
+++ b/deliverables/final_report/오이소창원_개발완료보고서_20261005.docx
@@ -497,7 +497,7 @@
               </w:rPr>
               <w:t xml:space="preserve">배포 앱 </w:t>
             </w:r>
-            <w:hyperlink w:history="1" r:id="rId-dieqqbgj8nczq6q2r__o">
+            <w:hyperlink w:history="1" r:id="rIdxvabbpi3gz41nhprcinpl">
               <w:r>
                 <w:rPr>
                   <w:rStyle w:val="Hyperlink"/>
@@ -516,7 +516,7 @@
               </w:rPr>
               <w:t xml:space="preserve"> · 저장소 </w:t>
             </w:r>
-            <w:hyperlink w:history="1" r:id="rIdsstbxtq0ufd96bvwlhelj">
+            <w:hyperlink w:history="1" r:id="rIdg5tvrvt1a_ruqajmjmtzo">
               <w:r>
                 <w:rPr>
                   <w:rStyle w:val="Hyperlink"/>
@@ -714,7 +714,7 @@
           <w:sz w:val="19"/>
           <w:szCs w:val="19"/>
         </w:rPr>
-        <w:t xml:space="preserve"> 창원은 청년 순유출이 이어지는 도시이고, 전입 청년이 받을 수 있는 혜택은 여러 기관·사이트에 흩어져 있습니다. 기업노동자 전입지원금처럼 ‘전입 후 6개월’ 같은 시점 조건이 있어 신청 시기를 놓치기 쉽고, 차가 없으면 갈 곳·할 일도 모르며, 불편을 어디에 말해야 할지와 낯선 지역말도 정착을 어렵게 합니다(근거는 기획안 Ⅰ장).</w:t>
+        <w:t xml:space="preserve"> 창원은 청년 순유출이 이어지는 도시이고, 전입 청년이 받을 수 있는 혜택은 여러 기관·사이트에 흩어져 있습니다. 기업노동자 전입지원금처럼 ‘전입 후 6개월’ 같은 시점 조건이 있어 신청 시기를 놓치기 쉽고, 차가 없으면 갈 곳·할 일도 모르며, 불편을 어디에 말해야 할지와 낯선 지역말도 정착을 어렵게 합니다. 경남 청년(19~39세) 순유출은 10,112명(2025, 국가데이터처 국내인구이동통계), 창원 순유출은 6,616명으로 경남 시군 중 가장 많았고, 창원 청년 인구는 241,329명(2023.12)에서 221,641명(2026.8)으로 줄었습니다(창원시 데이터 포털).</w:t>
       </w:r>
     </w:p>
     <w:p>
@@ -5248,7 +5248,7 @@
           <w:sz w:val="19"/>
           <w:szCs w:val="19"/>
         </w:rPr>
-        <w:t xml:space="preserve"> 가장 높은 항목은 ‘내 상황에 맞춘 안내’·‘생활 정보 유용’·‘캘린더·리포트 도움’(4.75), 가장 낮은 항목은 ‘화면 보기 편함’(4.25)입니다. 4명 모두 ① 맞춤 혜택을 가장 유용한 기능으로, ② 생활 정보 둘러보기를 가장 개선이 필요한 기능으로 꼽았습니다. 완료가 가장 적은 과제는 캘린더·리포트 저장(모바일 2/4, PC 0/2)이고, 미완료는 모바일 1·2·6단계 각 1건입니다. 의견에 따라 타지역 거주기간이 필요한 이유 표시, 첫 화면·세부 화면 디자인 정리(10/4 새 디자인, 10/5 팀장 UX/UI 개선), 생활 정보 안내·목록 돌아가기, 휴대폰에서 파일 여는 법 안내를 반영했고, ‘질문 문항이 많음’(U04)과 모바일 미완료 원인은 응답자 확인 후 보완합니다.</w:t>
+        <w:t xml:space="preserve"> 가장 높은 항목은 ‘내 상황에 맞춘 안내’·‘생활 정보 유용’·‘캘린더·리포트 도움’(4.75/5), 가장 낮은 항목은 ‘화면 보기 편함’(4.25/5)입니다. 4명 모두 ① 맞춤 혜택을 가장 유용한 기능으로, ② 생활 정보 둘러보기를 가장 개선이 필요한 기능으로 꼽았습니다. 완료가 가장 적은 과제는 캘린더·리포트 저장(모바일 2/4, PC 0/2)이고, 미완료는 모바일 1·2·6단계 각 1건입니다. 의견에 따라 타지역 거주기간이 필요한 이유 표시, 첫 화면·세부 화면 디자인 정리(10/4 새 디자인, 10/5 팀장 UX/UI 개선), 생활 정보 안내·목록 돌아가기, 휴대폰에서 파일 여는 법 안내를 반영했고, ‘질문 문항이 많음’(U04)과 모바일 미완료 원인은 응답자 확인 후 보완합니다.</w:t>
       </w:r>
     </w:p>
     <w:p>
@@ -5271,7 +5271,7 @@
           <w:sz w:val="19"/>
           <w:szCs w:val="19"/>
         </w:rPr>
-        <w:t xml:space="preserve"> 구현 과정 screenshots/during_development/(AI 테스트 26장, 작업 과정 27장, 팀 자체 테스트 37장, 화면 다듬기 11장, 배포 확인 15장, 10/4 새 디자인 5장, 10/4 최종 구현 21장 — 19–21 이메일 알림) · 구현 완료 screenshots/after_development/최종완료사진_1005/(10/5 최종 화면 PC 10장·휴대폰 11장). 최신 UI 및 검증 결과는 [종합 인계 기록](../../handoff/team_share/오이소창원_UXUI_오류수정_검증_최종기록_20261005.md)을 참고합니다.</w:t>
+        <w:t xml:space="preserve"> 구현 과정 screenshots/during_development/(AI 테스트 26장, 작업 과정 27장, 팀 자체 테스트 37장, 화면 다듬기 11장, 배포 확인 15장, 10/4 새 디자인 5장, 10/4 최종 구현 21장 — 19–21 이메일 알림) · 구현 완료 screenshots/after_development/최종완료사진_1005/(10/5 최종 화면 PC 10장·휴대폰 11장).</w:t>
       </w:r>
     </w:p>
     <w:p>
@@ -5815,8 +5815,8 @@
         </w:tblBorders>
       </w:tblPr>
       <w:tblGrid>
-        <w:gridCol w:w="5393"/>
-        <w:gridCol w:w="4811"/>
+        <w:gridCol w:w="5400"/>
+        <w:gridCol w:w="4804"/>
       </w:tblGrid>
       <w:tr>
         <w:trPr>
@@ -5825,7 +5825,7 @@
         </w:trPr>
         <w:tc>
           <w:tcPr>
-            <w:tcW w:type="dxa" w:w="5393"/>
+            <w:tcW w:type="dxa" w:w="5400"/>
             <w:tcBorders>
               <w:top w:val="single" w:color="C9D3DF" w:sz="4"/>
               <w:left w:val="single" w:color="C9D3DF" w:sz="4"/>
@@ -5859,7 +5859,7 @@
         </w:tc>
         <w:tc>
           <w:tcPr>
-            <w:tcW w:type="dxa" w:w="4811"/>
+            <w:tcW w:type="dxa" w:w="4804"/>
             <w:tcBorders>
               <w:top w:val="single" w:color="C9D3DF" w:sz="4"/>
               <w:left w:val="single" w:color="C9D3DF" w:sz="4"/>
@@ -5899,7 +5899,7 @@
         </w:trPr>
         <w:tc>
           <w:tcPr>
-            <w:tcW w:type="dxa" w:w="5393"/>
+            <w:tcW w:type="dxa" w:w="5400"/>
             <w:tcBorders>
               <w:top w:val="single" w:color="C9D3DF" w:sz="4"/>
               <w:left w:val="single" w:color="C9D3DF" w:sz="4"/>
@@ -5929,7 +5929,7 @@
         </w:tc>
         <w:tc>
           <w:tcPr>
-            <w:tcW w:type="dxa" w:w="4811"/>
+            <w:tcW w:type="dxa" w:w="4804"/>
             <w:tcBorders>
               <w:top w:val="single" w:color="C9D3DF" w:sz="4"/>
               <w:left w:val="single" w:color="C9D3DF" w:sz="4"/>
@@ -5965,7 +5965,7 @@
         </w:trPr>
         <w:tc>
           <w:tcPr>
-            <w:tcW w:type="dxa" w:w="5393"/>
+            <w:tcW w:type="dxa" w:w="5400"/>
             <w:tcBorders>
               <w:top w:val="single" w:color="C9D3DF" w:sz="4"/>
               <w:left w:val="single" w:color="C9D3DF" w:sz="4"/>
@@ -5995,7 +5995,7 @@
         </w:tc>
         <w:tc>
           <w:tcPr>
-            <w:tcW w:type="dxa" w:w="4811"/>
+            <w:tcW w:type="dxa" w:w="4804"/>
             <w:tcBorders>
               <w:top w:val="single" w:color="C9D3DF" w:sz="4"/>
               <w:left w:val="single" w:color="C9D3DF" w:sz="4"/>
@@ -6031,7 +6031,7 @@
         </w:trPr>
         <w:tc>
           <w:tcPr>
-            <w:tcW w:type="dxa" w:w="5393"/>
+            <w:tcW w:type="dxa" w:w="5400"/>
             <w:tcBorders>
               <w:top w:val="single" w:color="C9D3DF" w:sz="4"/>
               <w:left w:val="single" w:color="C9D3DF" w:sz="4"/>
@@ -6061,7 +6061,7 @@
         </w:tc>
         <w:tc>
           <w:tcPr>
-            <w:tcW w:type="dxa" w:w="4811"/>
+            <w:tcW w:type="dxa" w:w="4804"/>
             <w:tcBorders>
               <w:top w:val="single" w:color="C9D3DF" w:sz="4"/>
               <w:left w:val="single" w:color="C9D3DF" w:sz="4"/>
@@ -6097,7 +6097,7 @@
         </w:trPr>
         <w:tc>
           <w:tcPr>
-            <w:tcW w:type="dxa" w:w="5393"/>
+            <w:tcW w:type="dxa" w:w="5400"/>
             <w:tcBorders>
               <w:top w:val="single" w:color="C9D3DF" w:sz="4"/>
               <w:left w:val="single" w:color="C9D3DF" w:sz="4"/>
@@ -6127,7 +6127,7 @@
         </w:tc>
         <w:tc>
           <w:tcPr>
-            <w:tcW w:type="dxa" w:w="4811"/>
+            <w:tcW w:type="dxa" w:w="4804"/>
             <w:tcBorders>
               <w:top w:val="single" w:color="C9D3DF" w:sz="4"/>
               <w:left w:val="single" w:color="C9D3DF" w:sz="4"/>
@@ -6163,37 +6163,37 @@
         </w:trPr>
         <w:tc>
           <w:tcPr>
-            <w:tcW w:type="dxa" w:w="5393"/>
-            <w:tcBorders>
-              <w:top w:val="single" w:color="C9D3DF" w:sz="4"/>
-              <w:left w:val="single" w:color="C9D3DF" w:sz="4"/>
-              <w:bottom w:val="single" w:color="C9D3DF" w:sz="4"/>
-              <w:right w:val="single" w:color="C9D3DF" w:sz="4"/>
-            </w:tcBorders>
-            <w:tcMar>
-              <w:top w:type="dxa" w:w="50"/>
-              <w:left w:type="dxa" w:w="80"/>
-              <w:bottom w:type="dxa" w:w="50"/>
-              <w:right w:type="dxa" w:w="80"/>
-            </w:tcMar>
-          </w:tcPr>
-          <w:p>
-            <w:pPr>
-              <w:jc w:val="left"/>
-            </w:pPr>
-            <w:r>
-              <w:rPr>
-                <w:rFonts w:ascii="Malgun Gothic" w:cs="Malgun Gothic" w:eastAsia="Malgun Gothic" w:hAnsi="Malgun Gothic"/>
-                <w:sz w:val="17"/>
-                <w:szCs w:val="17"/>
-              </w:rPr>
-              <w:t xml:space="preserve">실사용자 4명은 작은 표본이고(1명 창원 비거주), 화면 편의(4.25)·생활 정보·캘린더 저장 과제에 개선 여지</w:t>
-            </w:r>
-          </w:p>
-        </w:tc>
-        <w:tc>
-          <w:tcPr>
-            <w:tcW w:type="dxa" w:w="4811"/>
+            <w:tcW w:type="dxa" w:w="5400"/>
+            <w:tcBorders>
+              <w:top w:val="single" w:color="C9D3DF" w:sz="4"/>
+              <w:left w:val="single" w:color="C9D3DF" w:sz="4"/>
+              <w:bottom w:val="single" w:color="C9D3DF" w:sz="4"/>
+              <w:right w:val="single" w:color="C9D3DF" w:sz="4"/>
+            </w:tcBorders>
+            <w:tcMar>
+              <w:top w:type="dxa" w:w="50"/>
+              <w:left w:type="dxa" w:w="80"/>
+              <w:bottom w:type="dxa" w:w="50"/>
+              <w:right w:type="dxa" w:w="80"/>
+            </w:tcMar>
+          </w:tcPr>
+          <w:p>
+            <w:pPr>
+              <w:jc w:val="left"/>
+            </w:pPr>
+            <w:r>
+              <w:rPr>
+                <w:rFonts w:ascii="Malgun Gothic" w:cs="Malgun Gothic" w:eastAsia="Malgun Gothic" w:hAnsi="Malgun Gothic"/>
+                <w:sz w:val="17"/>
+                <w:szCs w:val="17"/>
+              </w:rPr>
+              <w:t xml:space="preserve">실사용자 4명은 작은 표본이고(1명 창원 비거주), 화면 편의(4.25/5)·생활 정보·캘린더 저장 과제에 개선 여지</w:t>
+            </w:r>
+          </w:p>
+        </w:tc>
+        <w:tc>
+          <w:tcPr>
+            <w:tcW w:type="dxa" w:w="4804"/>
             <w:tcBorders>
               <w:top w:val="single" w:color="C9D3DF" w:sz="4"/>
               <w:left w:val="single" w:color="C9D3DF" w:sz="4"/>

--- a/deliverables/final_report/오이소창원_개발완료보고서_20261005.docx
+++ b/deliverables/final_report/오이소창원_개발완료보고서_20261005.docx
@@ -497,7 +497,7 @@
               </w:rPr>
               <w:t xml:space="preserve">배포 앱 </w:t>
             </w:r>
-            <w:hyperlink w:history="1" r:id="rIdxvabbpi3gz41nhprcinpl">
+            <w:hyperlink w:history="1" r:id="rIdkruejb4ep0yushbqro7zb">
               <w:r>
                 <w:rPr>
                   <w:rStyle w:val="Hyperlink"/>
@@ -516,7 +516,7 @@
               </w:rPr>
               <w:t xml:space="preserve"> · 저장소 </w:t>
             </w:r>
-            <w:hyperlink w:history="1" r:id="rIdg5tvrvt1a_ruqajmjmtzo">
+            <w:hyperlink w:history="1" r:id="rIdhug1ejz2lgnvsqnreuwb-">
               <w:r>
                 <w:rPr>
                   <w:rStyle w:val="Hyperlink"/>
@@ -3869,7 +3869,7 @@
                 <w:sz w:val="17"/>
                 <w:szCs w:val="17"/>
               </w:rPr>
-              <w:t xml:space="preserve">배포본 웹·모바일 25번 직접 실행(회차별 날짜·시각·수정 전후 기록)</w:t>
+              <w:t xml:space="preserve">배포본 웹·모바일 25회 직접 실행(회차별 날짜·시각·수정 전후 기록)</w:t>
             </w:r>
           </w:p>
         </w:tc>
@@ -4061,7 +4061,7 @@
                 <w:sz w:val="17"/>
                 <w:szCs w:val="17"/>
               </w:rPr>
-              <w:t xml:space="preserve">11번 — UX·UI 개선 요청·기능 체크(10/2 18:24), AI 연결 인증 오류 확인·키 교체(10/2 21:46), UX·UI 개선 요청(10/3 16:24), 배포 앱 기능 확인(10/3 20:45), 휴대폰 검수(10/4 19:52), 이메일 알림 테스트·점검(10/4 22:10), 10/5 노트북·휴대폰 전체 검수 후 UX/UI 개선 5번(10:07·10:16·15:17·16:11·16:34, 기능 변경 없음) + 전체 검수</w:t>
+              <w:t xml:space="preserve">11회 — UX·UI 개선 요청·기능 체크(10/2 18:24), AI 연결 인증 오류 확인·키 교체(10/2 21:46), UX·UI 개선 요청(10/3 16:24), 배포 앱 기능 확인(10/3 20:45), 휴대폰 검수(10/4 19:52), 이메일 알림 테스트·점검(10/4 22:10), 10/5 노트북·휴대폰 전체 검수 후 UX/UI 개선 5번(10:07·10:16·15:17·16:11·16:34, 기능 변경 없음) + 전체 검수</w:t>
             </w:r>
           </w:p>
         </w:tc>
@@ -5707,7 +5707,7 @@
                 <w:sz w:val="17"/>
                 <w:szCs w:val="17"/>
               </w:rPr>
-              <w:t xml:space="preserve">정책 24건 4단계 판정, 정착 할 일 26개, 생활 정보 60곳, 지역말 2,253개, 접수 창구 6단계, 자동 테스트 127개 통과, 대표 TC 6건 × PC·모바일 12회 통과, 팀 자체 테스트 38번·지적 88건 중 88건 반영, 실사용자 4명 문항 평균 4.56/5 · 만족도 4.75/5 · 추천 4/4</w:t>
+              <w:t xml:space="preserve">정책 24건 4단계 판정, 정착 할 일 26개, 생활 정보 60곳, 지역말 2,253개, 접수 창구 6단계, 자동 테스트 127개 통과, 대표 TC 6건 × PC·모바일 12회 통과, 팀 자체 테스트 38회·지적 88건 중 88건 반영, 실사용자 4명 문항 평균 4.56/5 · 만족도 4.75/5 · 추천 4/4</w:t>
             </w:r>
           </w:p>
         </w:tc>

--- a/deliverables/final_report/오이소창원_개발완료보고서_20261005.docx
+++ b/deliverables/final_report/오이소창원_개발완료보고서_20261005.docx
@@ -497,7 +497,7 @@
               </w:rPr>
               <w:t xml:space="preserve">배포 앱 </w:t>
             </w:r>
-            <w:hyperlink w:history="1" r:id="rIdkruejb4ep0yushbqro7zb">
+            <w:hyperlink w:history="1" r:id="rIdepfw5-lq6bghkfxinrzgk">
               <w:r>
                 <w:rPr>
                   <w:rStyle w:val="Hyperlink"/>
@@ -516,7 +516,7 @@
               </w:rPr>
               <w:t xml:space="preserve"> · 저장소 </w:t>
             </w:r>
-            <w:hyperlink w:history="1" r:id="rIdhug1ejz2lgnvsqnreuwb-">
+            <w:hyperlink w:history="1" r:id="rIdipxrrdzbqjvf5_cp2bb9c">
               <w:r>
                 <w:rPr>
                   <w:rStyle w:val="Hyperlink"/>
@@ -714,7 +714,7 @@
           <w:sz w:val="19"/>
           <w:szCs w:val="19"/>
         </w:rPr>
-        <w:t xml:space="preserve"> 창원은 청년 순유출이 이어지는 도시이고, 전입 청년이 받을 수 있는 혜택은 여러 기관·사이트에 흩어져 있습니다. 기업노동자 전입지원금처럼 ‘전입 후 6개월’ 같은 시점 조건이 있어 신청 시기를 놓치기 쉽고, 차가 없으면 갈 곳·할 일도 모르며, 불편을 어디에 말해야 할지와 낯선 지역말도 정착을 어렵게 합니다. 경남 청년(19~39세) 순유출은 10,112명(2025, 국가데이터처 국내인구이동통계), 창원 순유출은 6,616명으로 경남 시군 중 가장 많았고, 창원 청년 인구는 241,329명(2023.12)에서 221,641명(2026.8)으로 줄었습니다(창원시 데이터 포털).</w:t>
+        <w:t xml:space="preserve"> 창원은 청년 순유출이 이어지는 도시이고, 전입 청년이 받을 수 있는 혜택은 여러 기관·사이트에 흩어져 있습니다. 기업노동자 전입지원금처럼 ‘전입 후 6개월’ 같은 시점 조건이 있어 신청 시기를 놓치기 쉽고, 차가 없으면 갈 곳·할 일도 모르며, 불편을 어디에 말해야 할지와 낯선 지역말도 정착을 어렵게 합니다. 경남 청년(19~39세) 순유출은 10,112명(2025, 국가데이터처 국내인구이동통계), 창원 순유출은 6,616명으로 경남 시군 중 가장 많았고, 창원 청년(19~39세, 주민등록인구)은 241,329명(2023.12)에서 221,641명(2026.8)으로 줄었습니다(총인구 1,009,003명은 외국인 포함, 창원시 데이터 포털).</w:t>
       </w:r>
     </w:p>
     <w:p>

--- a/deliverables/final_report/오이소창원_개발완료보고서_20261005.docx
+++ b/deliverables/final_report/오이소창원_개발완료보고서_20261005.docx
@@ -125,7 +125,7 @@
           <w:sz w:val="19"/>
           <w:szCs w:val="19"/>
         </w:rPr>
-        <w:t xml:space="preserve">AI 기반 창원 정착 지원 Agent · 제4회 경남 AI·SW 경진대회 일반부 · 지정주제 01 사회문제 해결형 AI Agent · 별지 4 개발완료보고서 · 2026-10-05 갱신</w:t>
+        <w:t xml:space="preserve">AI 기반 창원 정착 지원 Agent · 제4회 경남 AI·SW 경진대회 일반부 · 지정주제 01 사회문제 해결형 AI Agent · 별지 4 개발완료보고서 · 2026-10-06 갱신</w:t>
       </w:r>
     </w:p>
     <w:p>
@@ -497,7 +497,7 @@
               </w:rPr>
               <w:t xml:space="preserve">배포 앱 </w:t>
             </w:r>
-            <w:hyperlink w:history="1" r:id="rIdepfw5-lq6bghkfxinrzgk">
+            <w:hyperlink w:history="1" r:id="rId4nw4xw7dgbts4yqpwzqlu">
               <w:r>
                 <w:rPr>
                   <w:rStyle w:val="Hyperlink"/>
@@ -516,7 +516,7 @@
               </w:rPr>
               <w:t xml:space="preserve"> · 저장소 </w:t>
             </w:r>
-            <w:hyperlink w:history="1" r:id="rIdipxrrdzbqjvf5_cp2bb9c">
+            <w:hyperlink w:history="1" r:id="rId3rkqe6brhl1g9xthwz1vj">
               <w:r>
                 <w:rPr>
                   <w:rStyle w:val="Hyperlink"/>
@@ -599,7 +599,7 @@
                 <w:sz w:val="17"/>
                 <w:szCs w:val="17"/>
               </w:rPr>
-              <w:t xml:space="preserve">B형(App + LLM API) — Streamlit 웹앱 + OpenAI GPT-4.1 mini 도구 호출 + 답변 검증</w:t>
+              <w:t xml:space="preserve">B형(App + LLM API) — Streamlit 웹앱 + LLM(OpenAI GPT-4.1 mini) 도구 선택·답변 구성 + 규칙 판정 + 답변 검증</w:t>
             </w:r>
           </w:p>
         </w:tc>
@@ -1688,7 +1688,7 @@
                 <w:sz w:val="17"/>
                 <w:szCs w:val="17"/>
               </w:rPr>
-              <w:t xml:space="preserve">나의 조건 입력 → 긴급·위기 문장은 AI 없이 즉시 안내, GPT-4.1 mini가 질문의 목표를 인식해 도구 선정</w:t>
+              <w:t xml:space="preserve">나의 조건 입력 → 긴급·위기 문장은 AI 없이 즉시 안내, LLM(GPT-4.1 mini)이 자연어 질문을 이해해 목표·의도를 파악하고 필요한 도구 선택</w:t>
             </w:r>
           </w:p>
         </w:tc>
@@ -1880,7 +1880,7 @@
                 <w:sz w:val="17"/>
                 <w:szCs w:val="17"/>
               </w:rPr>
-              <w:t xml:space="preserve">도구 5개 호출 → 답 속 연락처·링크를 검증 DB와 대조, 실패 시 다시 작성 → 규칙 기반 안내</w:t>
+              <w:t xml:space="preserve">도구 5개 호출 결과로 LLM이 답변 구성 → 답 속 연락처·링크를 검증 DB와 대조, 실패 시 다시 작성 → 규칙 기반 안내</w:t>
             </w:r>
           </w:p>
         </w:tc>
@@ -2516,7 +2516,15 @@
                 <w:sz w:val="17"/>
                 <w:szCs w:val="17"/>
               </w:rPr>
-              <w:t xml:space="preserve">OpenAI GPT-4.1 mini(모델 ID gpt-4.1-mini, OpenAI API — 외부 API 모델로 가중치 미제출, 도구 호출), 키는 Streamlit Secrets에만 보관. 연결 실패 시 규칙 기반 안내로 자동 전환</w:t>
+              <w:t xml:space="preserve">LLM(OpenAI GPT-4.1 mini, 모델 ID gpt-4.1-mini)</w:t>
+            </w:r>
+            <w:r>
+              <w:rPr>
+                <w:rFonts w:ascii="Malgun Gothic" w:cs="Malgun Gothic" w:eastAsia="Malgun Gothic" w:hAnsi="Malgun Gothic"/>
+                <w:sz w:val="17"/>
+                <w:szCs w:val="17"/>
+              </w:rPr>
+              <w:t xml:space="preserve"> — 자연어 질문 이해 → 목표·의도 파악 → 필요한 도구 선택 → 답변 구성. OpenAI API(외부 API 모델로 가중치 미제출), 키는 Streamlit Secrets에만 보관, 연결 실패 시 규칙 기반 안내로 자동 전환</w:t>
             </w:r>
           </w:p>
         </w:tc>
@@ -2552,6 +2560,144 @@
                 <w:sz w:val="17"/>
                 <w:szCs w:val="17"/>
               </w:rPr>
+              <w:t xml:space="preserve">역할 구분</w:t>
+            </w:r>
+          </w:p>
+        </w:tc>
+        <w:tc>
+          <w:tcPr>
+            <w:tcW w:type="dxa" w:w="7144"/>
+            <w:tcBorders>
+              <w:top w:val="single" w:color="C9D3DF" w:sz="4"/>
+              <w:left w:val="single" w:color="C9D3DF" w:sz="4"/>
+              <w:bottom w:val="single" w:color="C9D3DF" w:sz="4"/>
+              <w:right w:val="single" w:color="C9D3DF" w:sz="4"/>
+            </w:tcBorders>
+            <w:tcMar>
+              <w:top w:type="dxa" w:w="50"/>
+              <w:left w:type="dxa" w:w="80"/>
+              <w:bottom w:type="dxa" w:w="50"/>
+              <w:right w:type="dxa" w:w="80"/>
+            </w:tcMar>
+          </w:tcPr>
+          <w:p>
+            <w:pPr>
+              <w:jc w:val="left"/>
+            </w:pPr>
+            <w:r>
+              <w:rPr>
+                <w:rFonts w:ascii="Malgun Gothic" w:cs="Malgun Gothic" w:eastAsia="Malgun Gothic" w:hAnsi="Malgun Gothic"/>
+                <w:sz w:val="17"/>
+                <w:szCs w:val="17"/>
+              </w:rPr>
+              <w:t xml:space="preserve">LLM</w:t>
+            </w:r>
+            <w:r>
+              <w:rPr>
+                <w:rFonts w:ascii="Malgun Gothic" w:cs="Malgun Gothic" w:eastAsia="Malgun Gothic" w:hAnsi="Malgun Gothic"/>
+                <w:sz w:val="17"/>
+                <w:szCs w:val="17"/>
+              </w:rPr>
+              <w:t xml:space="preserve"> 질문 이해·의도 파악·도구 선택·답변 구성 / </w:t>
+            </w:r>
+            <w:r>
+              <w:rPr>
+                <w:rFonts w:ascii="Malgun Gothic" w:cs="Malgun Gothic" w:eastAsia="Malgun Gothic" w:hAnsi="Malgun Gothic"/>
+                <w:sz w:val="17"/>
+                <w:szCs w:val="17"/>
+              </w:rPr>
+              <w:t xml:space="preserve">규칙</w:t>
+            </w:r>
+            <w:r>
+              <w:rPr>
+                <w:rFonts w:ascii="Malgun Gothic" w:cs="Malgun Gothic" w:eastAsia="Malgun Gothic" w:hAnsi="Malgun Gothic"/>
+                <w:sz w:val="17"/>
+                <w:szCs w:val="17"/>
+              </w:rPr>
+              <w:t xml:space="preserve"> 정책 자격·조건 판정 / </w:t>
+            </w:r>
+            <w:r>
+              <w:rPr>
+                <w:rFonts w:ascii="Malgun Gothic" w:cs="Malgun Gothic" w:eastAsia="Malgun Gothic" w:hAnsi="Malgun Gothic"/>
+                <w:sz w:val="17"/>
+                <w:szCs w:val="17"/>
+              </w:rPr>
+              <w:t xml:space="preserve">Tool/Data</w:t>
+            </w:r>
+            <w:r>
+              <w:rPr>
+                <w:rFonts w:ascii="Malgun Gothic" w:cs="Malgun Gothic" w:eastAsia="Malgun Gothic" w:hAnsi="Malgun Gothic"/>
+                <w:sz w:val="17"/>
+                <w:szCs w:val="17"/>
+              </w:rPr>
+              <w:t xml:space="preserve"> 검증 자료(정책·생활·지역말·창구) / </w:t>
+            </w:r>
+            <w:r>
+              <w:rPr>
+                <w:rFonts w:ascii="Malgun Gothic" w:cs="Malgun Gothic" w:eastAsia="Malgun Gothic" w:hAnsi="Malgun Gothic"/>
+                <w:sz w:val="17"/>
+                <w:szCs w:val="17"/>
+              </w:rPr>
+              <w:t xml:space="preserve">답변 검증</w:t>
+            </w:r>
+            <w:r>
+              <w:rPr>
+                <w:rFonts w:ascii="Malgun Gothic" w:cs="Malgun Gothic" w:eastAsia="Malgun Gothic" w:hAnsi="Malgun Gothic"/>
+                <w:sz w:val="17"/>
+                <w:szCs w:val="17"/>
+              </w:rPr>
+              <w:t xml:space="preserve"> 공식 연락처·링크 대조 / </w:t>
+            </w:r>
+            <w:r>
+              <w:rPr>
+                <w:rFonts w:ascii="Malgun Gothic" w:cs="Malgun Gothic" w:eastAsia="Malgun Gothic" w:hAnsi="Malgun Gothic"/>
+                <w:sz w:val="17"/>
+                <w:szCs w:val="17"/>
+              </w:rPr>
+              <w:t xml:space="preserve">Memory/State</w:t>
+            </w:r>
+            <w:r>
+              <w:rPr>
+                <w:rFonts w:ascii="Malgun Gothic" w:cs="Malgun Gothic" w:eastAsia="Malgun Gothic" w:hAnsi="Malgun Gothic"/>
+                <w:sz w:val="17"/>
+                <w:szCs w:val="17"/>
+              </w:rPr>
+              <w:t xml:space="preserve"> 할 일·메모·일정 상태 — LLM에게 모든 판단을 맡기지 않고, 정책 자격은 규칙으로 판정하며 공식 연락처와 링크는 검증 자료와 대조함</w:t>
+            </w:r>
+          </w:p>
+        </w:tc>
+      </w:tr>
+      <w:tr>
+        <w:trPr>
+          <w:cantSplit/>
+          <w:tblHeader w:val="false"/>
+        </w:trPr>
+        <w:tc>
+          <w:tcPr>
+            <w:tcW w:type="dxa" w:w="3060"/>
+            <w:tcBorders>
+              <w:top w:val="single" w:color="C9D3DF" w:sz="4"/>
+              <w:left w:val="single" w:color="C9D3DF" w:sz="4"/>
+              <w:bottom w:val="single" w:color="C9D3DF" w:sz="4"/>
+              <w:right w:val="single" w:color="C9D3DF" w:sz="4"/>
+            </w:tcBorders>
+            <w:tcMar>
+              <w:top w:type="dxa" w:w="50"/>
+              <w:left w:type="dxa" w:w="80"/>
+              <w:bottom w:type="dxa" w:w="50"/>
+              <w:right w:type="dxa" w:w="80"/>
+            </w:tcMar>
+          </w:tcPr>
+          <w:p>
+            <w:pPr>
+              <w:jc w:val="center"/>
+            </w:pPr>
+            <w:r>
+              <w:rPr>
+                <w:rFonts w:ascii="Malgun Gothic" w:cs="Malgun Gothic" w:eastAsia="Malgun Gothic" w:hAnsi="Malgun Gothic"/>
+                <w:sz w:val="17"/>
+                <w:szCs w:val="17"/>
+              </w:rPr>
               <w:t xml:space="preserve">AI(개발 도구)</w:t>
             </w:r>
           </w:p>
@@ -2582,7 +2728,7 @@
                 <w:sz w:val="17"/>
                 <w:szCs w:val="17"/>
               </w:rPr>
-              <w:t xml:space="preserve">주로 Claude Opus 5.5(추론 수준 중간)와 GPT — 코드 작성·수정, 자동 테스트, 문서 작성 보조. 10/5 UX/UI 개선은 ChatGPT(GPT-5.6 Sol)·ChatGPT 아스트라(Codex)(기능 변경 없음), 팀 자체 점검 테스트에 ChatGPT(GPT 솔라이트 6.1). 기획·데이터 검증·결정·검수는 팀(「출처·AI 활용 신고서」에 기재)</w:t>
+              <w:t xml:space="preserve">이혜경 Claude Opus 5.5(추론 수준 중간)·GPT / 조준수 ChatGPT(GPT-5.6 Sol·GPT-6 Astra Pro)·OpenAI Codex(SOL/Light·Astra/Ultra)·Gemini 3.8 Flash / 이미영 ChatGPT(GPT 솔라이트 6.1·GPT) — 코드·문서·UX/UI·발표자료 보조, 결정·검수는 사람(「출처·AI 활용 신고서」)</w:t>
             </w:r>
           </w:p>
         </w:tc>
@@ -3505,8 +3651,8 @@
       </w:tblPr>
       <w:tblGrid>
         <w:gridCol w:w="2860"/>
-        <w:gridCol w:w="4453"/>
-        <w:gridCol w:w="2891"/>
+        <w:gridCol w:w="4380"/>
+        <w:gridCol w:w="2964"/>
       </w:tblGrid>
       <w:tr>
         <w:trPr>
@@ -3549,7 +3695,7 @@
         </w:tc>
         <w:tc>
           <w:tcPr>
-            <w:tcW w:type="dxa" w:w="4453"/>
+            <w:tcW w:type="dxa" w:w="4380"/>
             <w:tcBorders>
               <w:top w:val="single" w:color="C9D3DF" w:sz="4"/>
               <w:left w:val="single" w:color="C9D3DF" w:sz="4"/>
@@ -3583,7 +3729,7 @@
         </w:tc>
         <w:tc>
           <w:tcPr>
-            <w:tcW w:type="dxa" w:w="2891"/>
+            <w:tcW w:type="dxa" w:w="2964"/>
             <w:tcBorders>
               <w:top w:val="single" w:color="C9D3DF" w:sz="4"/>
               <w:left w:val="single" w:color="C9D3DF" w:sz="4"/>
@@ -3653,7 +3799,7 @@
         </w:tc>
         <w:tc>
           <w:tcPr>
-            <w:tcW w:type="dxa" w:w="4453"/>
+            <w:tcW w:type="dxa" w:w="4380"/>
             <w:tcBorders>
               <w:top w:val="single" w:color="C9D3DF" w:sz="4"/>
               <w:left w:val="single" w:color="C9D3DF" w:sz="4"/>
@@ -3683,7 +3829,7 @@
         </w:tc>
         <w:tc>
           <w:tcPr>
-            <w:tcW w:type="dxa" w:w="2891"/>
+            <w:tcW w:type="dxa" w:w="2964"/>
             <w:tcBorders>
               <w:top w:val="single" w:color="C9D3DF" w:sz="4"/>
               <w:left w:val="single" w:color="C9D3DF" w:sz="4"/>
@@ -3749,7 +3895,7 @@
         </w:tc>
         <w:tc>
           <w:tcPr>
-            <w:tcW w:type="dxa" w:w="4453"/>
+            <w:tcW w:type="dxa" w:w="4380"/>
             <w:tcBorders>
               <w:top w:val="single" w:color="C9D3DF" w:sz="4"/>
               <w:left w:val="single" w:color="C9D3DF" w:sz="4"/>
@@ -3779,7 +3925,7 @@
         </w:tc>
         <w:tc>
           <w:tcPr>
-            <w:tcW w:type="dxa" w:w="2891"/>
+            <w:tcW w:type="dxa" w:w="2964"/>
             <w:tcBorders>
               <w:top w:val="single" w:color="C9D3DF" w:sz="4"/>
               <w:left w:val="single" w:color="C9D3DF" w:sz="4"/>
@@ -3845,7 +3991,7 @@
         </w:tc>
         <w:tc>
           <w:tcPr>
-            <w:tcW w:type="dxa" w:w="4453"/>
+            <w:tcW w:type="dxa" w:w="4380"/>
             <w:tcBorders>
               <w:top w:val="single" w:color="C9D3DF" w:sz="4"/>
               <w:left w:val="single" w:color="C9D3DF" w:sz="4"/>
@@ -3875,7 +4021,7 @@
         </w:tc>
         <w:tc>
           <w:tcPr>
-            <w:tcW w:type="dxa" w:w="2891"/>
+            <w:tcW w:type="dxa" w:w="2964"/>
             <w:tcBorders>
               <w:top w:val="single" w:color="C9D3DF" w:sz="4"/>
               <w:left w:val="single" w:color="C9D3DF" w:sz="4"/>
@@ -3941,37 +4087,37 @@
         </w:tc>
         <w:tc>
           <w:tcPr>
-            <w:tcW w:type="dxa" w:w="4453"/>
-            <w:tcBorders>
-              <w:top w:val="single" w:color="C9D3DF" w:sz="4"/>
-              <w:left w:val="single" w:color="C9D3DF" w:sz="4"/>
-              <w:bottom w:val="single" w:color="C9D3DF" w:sz="4"/>
-              <w:right w:val="single" w:color="C9D3DF" w:sz="4"/>
-            </w:tcBorders>
-            <w:tcMar>
-              <w:top w:type="dxa" w:w="50"/>
-              <w:left w:type="dxa" w:w="80"/>
-              <w:bottom w:type="dxa" w:w="50"/>
-              <w:right w:type="dxa" w:w="80"/>
-            </w:tcMar>
-          </w:tcPr>
-          <w:p>
-            <w:pPr>
-              <w:jc w:val="left"/>
-            </w:pPr>
-            <w:r>
-              <w:rPr>
-                <w:rFonts w:ascii="Malgun Gothic" w:cs="Malgun Gothic" w:eastAsia="Malgun Gothic" w:hAnsi="Malgun Gothic"/>
-                <w:sz w:val="17"/>
-                <w:szCs w:val="17"/>
-              </w:rPr>
-              <w:t xml:space="preserve">이미영, PC 5건(J-2 개인 판정 답변, D-6 해당 없음 신청 예정일 삭제, G-2 선택값 동기화, A-3 문의 이메일, F-8 체크리스트) + 휴대폰(갤럭시 Z Flip3·크롬) 4건(제목 두 줄, 메뉴 이름, 차로 가면 좋은 곳 안내, 비활성 버튼 삭제)</w:t>
-            </w:r>
-          </w:p>
-        </w:tc>
-        <w:tc>
-          <w:tcPr>
-            <w:tcW w:type="dxa" w:w="2891"/>
+            <w:tcW w:type="dxa" w:w="4380"/>
+            <w:tcBorders>
+              <w:top w:val="single" w:color="C9D3DF" w:sz="4"/>
+              <w:left w:val="single" w:color="C9D3DF" w:sz="4"/>
+              <w:bottom w:val="single" w:color="C9D3DF" w:sz="4"/>
+              <w:right w:val="single" w:color="C9D3DF" w:sz="4"/>
+            </w:tcBorders>
+            <w:tcMar>
+              <w:top w:type="dxa" w:w="50"/>
+              <w:left w:type="dxa" w:w="80"/>
+              <w:bottom w:type="dxa" w:w="50"/>
+              <w:right w:type="dxa" w:w="80"/>
+            </w:tcMar>
+          </w:tcPr>
+          <w:p>
+            <w:pPr>
+              <w:jc w:val="left"/>
+            </w:pPr>
+            <w:r>
+              <w:rPr>
+                <w:rFonts w:ascii="Malgun Gothic" w:cs="Malgun Gothic" w:eastAsia="Malgun Gothic" w:hAnsi="Malgun Gothic"/>
+                <w:sz w:val="17"/>
+                <w:szCs w:val="17"/>
+              </w:rPr>
+              <w:t xml:space="preserve">PC 5건(개인 판정 답변, 해당 없음 신청 예정일 삭제, 선택값 동기화 등) + 휴대폰(갤럭시 Z Flip3) 4건(제목 두 줄, 메뉴 이름 등)</w:t>
+            </w:r>
+          </w:p>
+        </w:tc>
+        <w:tc>
+          <w:tcPr>
+            <w:tcW w:type="dxa" w:w="2964"/>
             <w:tcBorders>
               <w:top w:val="single" w:color="C9D3DF" w:sz="4"/>
               <w:left w:val="single" w:color="C9D3DF" w:sz="4"/>
@@ -4037,37 +4183,37 @@
         </w:tc>
         <w:tc>
           <w:tcPr>
-            <w:tcW w:type="dxa" w:w="4453"/>
-            <w:tcBorders>
-              <w:top w:val="single" w:color="C9D3DF" w:sz="4"/>
-              <w:left w:val="single" w:color="C9D3DF" w:sz="4"/>
-              <w:bottom w:val="single" w:color="C9D3DF" w:sz="4"/>
-              <w:right w:val="single" w:color="C9D3DF" w:sz="4"/>
-            </w:tcBorders>
-            <w:tcMar>
-              <w:top w:type="dxa" w:w="50"/>
-              <w:left w:type="dxa" w:w="80"/>
-              <w:bottom w:type="dxa" w:w="50"/>
-              <w:right w:type="dxa" w:w="80"/>
-            </w:tcMar>
-          </w:tcPr>
-          <w:p>
-            <w:pPr>
-              <w:jc w:val="left"/>
-            </w:pPr>
-            <w:r>
-              <w:rPr>
-                <w:rFonts w:ascii="Malgun Gothic" w:cs="Malgun Gothic" w:eastAsia="Malgun Gothic" w:hAnsi="Malgun Gothic"/>
-                <w:sz w:val="17"/>
-                <w:szCs w:val="17"/>
-              </w:rPr>
-              <w:t xml:space="preserve">11회 — UX·UI 개선 요청·기능 체크(10/2 18:24), AI 연결 인증 오류 확인·키 교체(10/2 21:46), UX·UI 개선 요청(10/3 16:24), 배포 앱 기능 확인(10/3 20:45), 휴대폰 검수(10/4 19:52), 이메일 알림 테스트·점검(10/4 22:10), 10/5 노트북·휴대폰 전체 검수 후 UX/UI 개선 5번(10:07·10:16·15:17·16:11·16:34, 기능 변경 없음) + 전체 검수</w:t>
-            </w:r>
-          </w:p>
-        </w:tc>
-        <w:tc>
-          <w:tcPr>
-            <w:tcW w:type="dxa" w:w="2891"/>
+            <w:tcW w:type="dxa" w:w="4380"/>
+            <w:tcBorders>
+              <w:top w:val="single" w:color="C9D3DF" w:sz="4"/>
+              <w:left w:val="single" w:color="C9D3DF" w:sz="4"/>
+              <w:bottom w:val="single" w:color="C9D3DF" w:sz="4"/>
+              <w:right w:val="single" w:color="C9D3DF" w:sz="4"/>
+            </w:tcBorders>
+            <w:tcMar>
+              <w:top w:type="dxa" w:w="50"/>
+              <w:left w:type="dxa" w:w="80"/>
+              <w:bottom w:type="dxa" w:w="50"/>
+              <w:right w:type="dxa" w:w="80"/>
+            </w:tcMar>
+          </w:tcPr>
+          <w:p>
+            <w:pPr>
+              <w:jc w:val="left"/>
+            </w:pPr>
+            <w:r>
+              <w:rPr>
+                <w:rFonts w:ascii="Malgun Gothic" w:cs="Malgun Gothic" w:eastAsia="Malgun Gothic" w:hAnsi="Malgun Gothic"/>
+                <w:sz w:val="17"/>
+                <w:szCs w:val="17"/>
+              </w:rPr>
+              <w:t xml:space="preserve">11회 — UX·UI 개선 요청·기능 체크, AI 인증 오류 확인·키 교체, 배포 앱 기능 확인, 휴대폰 검수, 이메일 알림 점검, 10/5 노트북·휴대폰 전체 검수 후 UX/UI 개선 5번(기능 변경 없음)</w:t>
+            </w:r>
+          </w:p>
+        </w:tc>
+        <w:tc>
+          <w:tcPr>
+            <w:tcW w:type="dxa" w:w="2964"/>
             <w:tcBorders>
               <w:top w:val="single" w:color="C9D3DF" w:sz="4"/>
               <w:left w:val="single" w:color="C9D3DF" w:sz="4"/>
@@ -4133,7 +4279,7 @@
         </w:tc>
         <w:tc>
           <w:tcPr>
-            <w:tcW w:type="dxa" w:w="4453"/>
+            <w:tcW w:type="dxa" w:w="4380"/>
             <w:tcBorders>
               <w:top w:val="single" w:color="C9D3DF" w:sz="4"/>
               <w:left w:val="single" w:color="C9D3DF" w:sz="4"/>
@@ -4163,7 +4309,7 @@
         </w:tc>
         <w:tc>
           <w:tcPr>
-            <w:tcW w:type="dxa" w:w="2891"/>
+            <w:tcW w:type="dxa" w:w="2964"/>
             <w:tcBorders>
               <w:top w:val="single" w:color="C9D3DF" w:sz="4"/>
               <w:left w:val="single" w:color="C9D3DF" w:sz="4"/>
@@ -5271,7 +5417,7 @@
           <w:sz w:val="19"/>
           <w:szCs w:val="19"/>
         </w:rPr>
-        <w:t xml:space="preserve"> 구현 과정 screenshots/during_development/(AI 테스트 26장, 작업 과정 27장, 팀 자체 테스트 37장, 화면 다듬기 11장, 배포 확인 15장, 10/4 새 디자인 5장, 10/4 최종 구현 21장 — 19–21 이메일 알림) · 구현 완료 screenshots/after_development/최종완료사진_1005/(10/5 최종 화면 PC 10장·휴대폰 11장).</w:t>
+        <w:t xml:space="preserve"> 구현 과정 screenshots/during_development/(AI 테스트·작업 과정·팀 자체 테스트·배포 확인 등) · 구현 완료 screenshots/after_development/최종완료사진_1005/(PC 10장·휴대폰 11장).</w:t>
       </w:r>
     </w:p>
     <w:p>

--- a/deliverables/final_report/오이소창원_개발완료보고서_20261005.docx
+++ b/deliverables/final_report/오이소창원_개발완료보고서_20261005.docx
@@ -497,7 +497,7 @@
               </w:rPr>
               <w:t xml:space="preserve">배포 앱 </w:t>
             </w:r>
-            <w:hyperlink w:history="1" r:id="rId4nw4xw7dgbts4yqpwzqlu">
+            <w:hyperlink w:history="1" r:id="rId9n64i4kixp7xfvecwvmlz">
               <w:r>
                 <w:rPr>
                   <w:rStyle w:val="Hyperlink"/>
@@ -516,7 +516,7 @@
               </w:rPr>
               <w:t xml:space="preserve"> · 저장소 </w:t>
             </w:r>
-            <w:hyperlink w:history="1" r:id="rId3rkqe6brhl1g9xthwz1vj">
+            <w:hyperlink w:history="1" r:id="rId0oz05snosh1r9q2t1vyrf">
               <w:r>
                 <w:rPr>
                   <w:rStyle w:val="Hyperlink"/>
@@ -2728,7 +2728,7 @@
                 <w:sz w:val="17"/>
                 <w:szCs w:val="17"/>
               </w:rPr>
-              <w:t xml:space="preserve">이혜경 Claude Opus 5.5(추론 수준 중간)·GPT / 조준수 ChatGPT(GPT-5.6 Sol·GPT-6 Astra Pro)·OpenAI Codex(SOL/Light·Astra/Ultra)·Gemini 3.8 Flash / 이미영 ChatGPT(GPT 솔라이트 6.1·GPT) — 코드·문서·UX/UI·발표자료 보조, 결정·검수는 사람(「출처·AI 활용 신고서」)</w:t>
+              <w:t xml:space="preserve">이혜경 Claude Opus 5.5(추론 수준 중간)·ChatGPT(GPT-5.6 Sol) / 조준수 ChatGPT(GPT-5.6 Sol·GPT-6 Astra Pro)·OpenAI Codex(SOL/Light·Astra/Ultra)·Gemini 3.8 Flash / 이미영 ChatGPT(GPT 솔라이트 6.1·GPT) — 코드·문서·UX/UI·발표자료 보조, 결정·검수는 사람(「출처·AI 활용 신고서」)</w:t>
             </w:r>
           </w:p>
         </w:tc>

--- a/deliverables/final_report/오이소창원_개발완료보고서_20261005.docx
+++ b/deliverables/final_report/오이소창원_개발완료보고서_20261005.docx
@@ -497,7 +497,7 @@
               </w:rPr>
               <w:t xml:space="preserve">배포 앱 </w:t>
             </w:r>
-            <w:hyperlink w:history="1" r:id="rId9n64i4kixp7xfvecwvmlz">
+            <w:hyperlink w:history="1" r:id="rIdbvrsijtv4dd1yb_abjapx">
               <w:r>
                 <w:rPr>
                   <w:rStyle w:val="Hyperlink"/>
@@ -516,7 +516,7 @@
               </w:rPr>
               <w:t xml:space="preserve"> · 저장소 </w:t>
             </w:r>
-            <w:hyperlink w:history="1" r:id="rId0oz05snosh1r9q2t1vyrf">
+            <w:hyperlink w:history="1" r:id="rIdelpep4v_wgngdpr1h0gys">
               <w:r>
                 <w:rPr>
                   <w:rStyle w:val="Hyperlink"/>
@@ -2728,7 +2728,7 @@
                 <w:sz w:val="17"/>
                 <w:szCs w:val="17"/>
               </w:rPr>
-              <w:t xml:space="preserve">이혜경 Claude Opus 5.5(추론 수준 중간)·ChatGPT(GPT-5.6 Sol) / 조준수 ChatGPT(GPT-5.6 Sol·GPT-6 Astra Pro)·OpenAI Codex(SOL/Light·Astra/Ultra)·Gemini 3.8 Flash / 이미영 ChatGPT(GPT 솔라이트 6.1·GPT) — 코드·문서·UX/UI·발표자료 보조, 결정·검수는 사람(「출처·AI 활용 신고서」)</w:t>
+              <w:t xml:space="preserve">이혜경 Claude Opus 5.5(추론 수준 중간)·ChatGPT(GPT-5.6 Sol) / 조준수 ChatGPT(GPT-5.6 Sol·GPT-6 Astra Pro)·OpenAI Codex(SOL/Light·Astra/Ultra)·Gemini 3.8 Flash / 이미영 ChatGPT(GPT 솔라이트 6.1) — 코드·문서·UX/UI·발표자료 보조, 결정·검수는 사람(「출처·AI 활용 신고서」)</w:t>
             </w:r>
           </w:p>
         </w:tc>

--- a/deliverables/final_report/오이소창원_개발완료보고서_20261005.docx
+++ b/deliverables/final_report/오이소창원_개발완료보고서_20261005.docx
@@ -497,7 +497,7 @@
               </w:rPr>
               <w:t xml:space="preserve">배포 앱 </w:t>
             </w:r>
-            <w:hyperlink w:history="1" r:id="rIdbvrsijtv4dd1yb_abjapx">
+            <w:hyperlink w:history="1" r:id="rIdyj001eucsgvu-mmuowwhg">
               <w:r>
                 <w:rPr>
                   <w:rStyle w:val="Hyperlink"/>
@@ -516,7 +516,7 @@
               </w:rPr>
               <w:t xml:space="preserve"> · 저장소 </w:t>
             </w:r>
-            <w:hyperlink w:history="1" r:id="rIdelpep4v_wgngdpr1h0gys">
+            <w:hyperlink w:history="1" r:id="rIdvifkttk247tn6flbrjplm">
               <w:r>
                 <w:rPr>
                   <w:rStyle w:val="Hyperlink"/>
@@ -3651,8 +3651,8 @@
       </w:tblPr>
       <w:tblGrid>
         <w:gridCol w:w="2860"/>
-        <w:gridCol w:w="4380"/>
-        <w:gridCol w:w="2964"/>
+        <w:gridCol w:w="4389"/>
+        <w:gridCol w:w="2955"/>
       </w:tblGrid>
       <w:tr>
         <w:trPr>
@@ -3695,7 +3695,7 @@
         </w:tc>
         <w:tc>
           <w:tcPr>
-            <w:tcW w:type="dxa" w:w="4380"/>
+            <w:tcW w:type="dxa" w:w="4389"/>
             <w:tcBorders>
               <w:top w:val="single" w:color="C9D3DF" w:sz="4"/>
               <w:left w:val="single" w:color="C9D3DF" w:sz="4"/>
@@ -3729,7 +3729,7 @@
         </w:tc>
         <w:tc>
           <w:tcPr>
-            <w:tcW w:type="dxa" w:w="2964"/>
+            <w:tcW w:type="dxa" w:w="2955"/>
             <w:tcBorders>
               <w:top w:val="single" w:color="C9D3DF" w:sz="4"/>
               <w:left w:val="single" w:color="C9D3DF" w:sz="4"/>
@@ -3799,7 +3799,7 @@
         </w:tc>
         <w:tc>
           <w:tcPr>
-            <w:tcW w:type="dxa" w:w="4380"/>
+            <w:tcW w:type="dxa" w:w="4389"/>
             <w:tcBorders>
               <w:top w:val="single" w:color="C9D3DF" w:sz="4"/>
               <w:left w:val="single" w:color="C9D3DF" w:sz="4"/>
@@ -3829,7 +3829,7 @@
         </w:tc>
         <w:tc>
           <w:tcPr>
-            <w:tcW w:type="dxa" w:w="2964"/>
+            <w:tcW w:type="dxa" w:w="2955"/>
             <w:tcBorders>
               <w:top w:val="single" w:color="C9D3DF" w:sz="4"/>
               <w:left w:val="single" w:color="C9D3DF" w:sz="4"/>
@@ -3895,7 +3895,7 @@
         </w:tc>
         <w:tc>
           <w:tcPr>
-            <w:tcW w:type="dxa" w:w="4380"/>
+            <w:tcW w:type="dxa" w:w="4389"/>
             <w:tcBorders>
               <w:top w:val="single" w:color="C9D3DF" w:sz="4"/>
               <w:left w:val="single" w:color="C9D3DF" w:sz="4"/>
@@ -3925,7 +3925,7 @@
         </w:tc>
         <w:tc>
           <w:tcPr>
-            <w:tcW w:type="dxa" w:w="2964"/>
+            <w:tcW w:type="dxa" w:w="2955"/>
             <w:tcBorders>
               <w:top w:val="single" w:color="C9D3DF" w:sz="4"/>
               <w:left w:val="single" w:color="C9D3DF" w:sz="4"/>
@@ -3991,7 +3991,7 @@
         </w:tc>
         <w:tc>
           <w:tcPr>
-            <w:tcW w:type="dxa" w:w="4380"/>
+            <w:tcW w:type="dxa" w:w="4389"/>
             <w:tcBorders>
               <w:top w:val="single" w:color="C9D3DF" w:sz="4"/>
               <w:left w:val="single" w:color="C9D3DF" w:sz="4"/>
@@ -4021,7 +4021,7 @@
         </w:tc>
         <w:tc>
           <w:tcPr>
-            <w:tcW w:type="dxa" w:w="2964"/>
+            <w:tcW w:type="dxa" w:w="2955"/>
             <w:tcBorders>
               <w:top w:val="single" w:color="C9D3DF" w:sz="4"/>
               <w:left w:val="single" w:color="C9D3DF" w:sz="4"/>
@@ -4087,37 +4087,37 @@
         </w:tc>
         <w:tc>
           <w:tcPr>
-            <w:tcW w:type="dxa" w:w="4380"/>
-            <w:tcBorders>
-              <w:top w:val="single" w:color="C9D3DF" w:sz="4"/>
-              <w:left w:val="single" w:color="C9D3DF" w:sz="4"/>
-              <w:bottom w:val="single" w:color="C9D3DF" w:sz="4"/>
-              <w:right w:val="single" w:color="C9D3DF" w:sz="4"/>
-            </w:tcBorders>
-            <w:tcMar>
-              <w:top w:type="dxa" w:w="50"/>
-              <w:left w:type="dxa" w:w="80"/>
-              <w:bottom w:type="dxa" w:w="50"/>
-              <w:right w:type="dxa" w:w="80"/>
-            </w:tcMar>
-          </w:tcPr>
-          <w:p>
-            <w:pPr>
-              <w:jc w:val="left"/>
-            </w:pPr>
-            <w:r>
-              <w:rPr>
-                <w:rFonts w:ascii="Malgun Gothic" w:cs="Malgun Gothic" w:eastAsia="Malgun Gothic" w:hAnsi="Malgun Gothic"/>
-                <w:sz w:val="17"/>
-                <w:szCs w:val="17"/>
-              </w:rPr>
-              <w:t xml:space="preserve">PC 5건(개인 판정 답변, 해당 없음 신청 예정일 삭제, 선택값 동기화 등) + 휴대폰(갤럭시 Z Flip3) 4건(제목 두 줄, 메뉴 이름 등)</w:t>
-            </w:r>
-          </w:p>
-        </w:tc>
-        <w:tc>
-          <w:tcPr>
-            <w:tcW w:type="dxa" w:w="2964"/>
+            <w:tcW w:type="dxa" w:w="4389"/>
+            <w:tcBorders>
+              <w:top w:val="single" w:color="C9D3DF" w:sz="4"/>
+              <w:left w:val="single" w:color="C9D3DF" w:sz="4"/>
+              <w:bottom w:val="single" w:color="C9D3DF" w:sz="4"/>
+              <w:right w:val="single" w:color="C9D3DF" w:sz="4"/>
+            </w:tcBorders>
+            <w:tcMar>
+              <w:top w:type="dxa" w:w="50"/>
+              <w:left w:type="dxa" w:w="80"/>
+              <w:bottom w:type="dxa" w:w="50"/>
+              <w:right w:type="dxa" w:w="80"/>
+            </w:tcMar>
+          </w:tcPr>
+          <w:p>
+            <w:pPr>
+              <w:jc w:val="left"/>
+            </w:pPr>
+            <w:r>
+              <w:rPr>
+                <w:rFonts w:ascii="Malgun Gothic" w:cs="Malgun Gothic" w:eastAsia="Malgun Gothic" w:hAnsi="Malgun Gothic"/>
+                <w:sz w:val="17"/>
+                <w:szCs w:val="17"/>
+              </w:rPr>
+              <w:t xml:space="preserve">2회 — PC 5건(개인 판정 답변, 해당 없음 신청 예정일 삭제, 선택값 동기화 등) + 휴대폰(갤럭시 Z Flip3) 4건(제목 두 줄, 메뉴 이름 등)</w:t>
+            </w:r>
+          </w:p>
+        </w:tc>
+        <w:tc>
+          <w:tcPr>
+            <w:tcW w:type="dxa" w:w="2955"/>
             <w:tcBorders>
               <w:top w:val="single" w:color="C9D3DF" w:sz="4"/>
               <w:left w:val="single" w:color="C9D3DF" w:sz="4"/>
@@ -4183,7 +4183,7 @@
         </w:tc>
         <w:tc>
           <w:tcPr>
-            <w:tcW w:type="dxa" w:w="4380"/>
+            <w:tcW w:type="dxa" w:w="4389"/>
             <w:tcBorders>
               <w:top w:val="single" w:color="C9D3DF" w:sz="4"/>
               <w:left w:val="single" w:color="C9D3DF" w:sz="4"/>
@@ -4213,7 +4213,7 @@
         </w:tc>
         <w:tc>
           <w:tcPr>
-            <w:tcW w:type="dxa" w:w="2964"/>
+            <w:tcW w:type="dxa" w:w="2955"/>
             <w:tcBorders>
               <w:top w:val="single" w:color="C9D3DF" w:sz="4"/>
               <w:left w:val="single" w:color="C9D3DF" w:sz="4"/>
@@ -4279,7 +4279,7 @@
         </w:tc>
         <w:tc>
           <w:tcPr>
-            <w:tcW w:type="dxa" w:w="4380"/>
+            <w:tcW w:type="dxa" w:w="4389"/>
             <w:tcBorders>
               <w:top w:val="single" w:color="C9D3DF" w:sz="4"/>
               <w:left w:val="single" w:color="C9D3DF" w:sz="4"/>
@@ -4309,7 +4309,7 @@
         </w:tc>
         <w:tc>
           <w:tcPr>
-            <w:tcW w:type="dxa" w:w="2964"/>
+            <w:tcW w:type="dxa" w:w="2955"/>
             <w:tcBorders>
               <w:top w:val="single" w:color="C9D3DF" w:sz="4"/>
               <w:left w:val="single" w:color="C9D3DF" w:sz="4"/>
